--- a/Отчетность_этап_2/Приложения/Приложение_А_Фотоматериалы изготовления образцов съедобных музыкальных пластинок.docx
+++ b/Отчетность_этап_2/Приложения/Приложение_А_Фотоматериалы изготовления образцов съедобных музыкальных пластинок.docx
@@ -1023,9 +1023,9 @@
       <w:footerReference w:type="default" r:id="rId9"/>
       <w:pgSz w:w="11906" w:h="16838"/>
       <w:pgMar w:top="1134" w:right="850" w:bottom="1134" w:left="1701" w:header="567" w:footer="567" w:gutter="0"/>
+      <w:pgNumType w:start="1"/>
       <w:cols w:space="720"/>
       <w:docGrid w:linePitch="360"/>
-      <w:pgNumType w:start="1"/>
     </w:sectPr>
   </w:body>
 </w:document>

--- a/Отчетность_этап_2/Приложения/Приложение_А_Фотоматериалы изготовления образцов съедобных музыкальных пластинок.docx
+++ b/Отчетность_этап_2/Приложения/Приложение_А_Фотоматериалы изготовления образцов съедобных музыкальных пластинок.docx
@@ -5,37 +5,47 @@
     <w:p>
       <w:pPr>
         <w:keepNext w:val="0"/>
-        <w:pageBreakBefore w:val="0"/>
-        <w:widowControl/>
-        <w:spacing w:lineRule="auto" w:line="360" w:before="0" w:after="0"/>
+        <w:spacing w:before="0" w:after="0" w:lineRule="auto" w:line="360"/>
         <w:ind w:firstLine="0"/>
         <w:jc w:val="center"/>
       </w:pPr>
       <w:r>
         <w:rPr>
-          <w:rFonts w:ascii="Times New Roman" w:hAnsi="Times New Roman" w:cs="Times New Roman" w:eastAsia="Times New Roman"/>
+          <w:rFonts w:ascii="Times New Roman" w:hAnsi="Times New Roman" w:eastAsia="Times New Roman" w:cs="Times New Roman"/>
           <w:b/>
-          <w:i w:val="0"/>
-          <w:sz w:val="28"/>
+          <w:sz w:val="24"/>
         </w:rPr>
-        <w:t>Приложение А</w:t>
+        <w:t>ПРИЛОЖЕНИЕ А</w:t>
       </w:r>
     </w:p>
     <w:p>
       <w:pPr>
         <w:keepNext w:val="0"/>
-        <w:pageBreakBefore w:val="0"/>
-        <w:widowControl/>
-        <w:spacing w:lineRule="auto" w:line="360" w:before="0" w:after="0"/>
+        <w:spacing w:before="0" w:after="0" w:lineRule="auto" w:line="360"/>
         <w:ind w:firstLine="0"/>
         <w:jc w:val="center"/>
       </w:pPr>
       <w:r>
         <w:rPr>
-          <w:rFonts w:ascii="Times New Roman" w:hAnsi="Times New Roman" w:cs="Times New Roman" w:eastAsia="Times New Roman"/>
+          <w:rFonts w:ascii="Times New Roman" w:hAnsi="Times New Roman" w:eastAsia="Times New Roman" w:cs="Times New Roman"/>
+          <w:b w:val="0"/>
+          <w:sz w:val="24"/>
+        </w:rPr>
+        <w:t>(обязательное)</w:t>
+      </w:r>
+    </w:p>
+    <w:p>
+      <w:pPr>
+        <w:keepNext w:val="0"/>
+        <w:spacing w:before="120" w:after="0" w:lineRule="auto" w:line="360"/>
+        <w:ind w:firstLine="0"/>
+        <w:jc w:val="center"/>
+      </w:pPr>
+      <w:r>
+        <w:rPr>
+          <w:rFonts w:ascii="Times New Roman" w:hAnsi="Times New Roman" w:eastAsia="Times New Roman" w:cs="Times New Roman"/>
           <w:b/>
-          <w:i w:val="0"/>
-          <w:sz w:val="28"/>
+          <w:sz w:val="24"/>
         </w:rPr>
         <w:t>Фотоматериалы изготовления образцов съедобных музыкальных пластинок</w:t>
       </w:r>
@@ -43,35 +53,79 @@
     <w:p>
       <w:pPr>
         <w:keepNext w:val="0"/>
-        <w:pageBreakBefore w:val="0"/>
-        <w:widowControl/>
-        <w:spacing w:lineRule="auto" w:line="360" w:before="0" w:after="240"/>
+        <w:spacing w:before="0" w:after="240" w:lineRule="auto" w:line="360"/>
         <w:ind w:firstLine="0"/>
         <w:jc w:val="center"/>
       </w:pPr>
       <w:r>
         <w:rPr>
-          <w:rFonts w:ascii="Times New Roman" w:hAnsi="Times New Roman" w:cs="Times New Roman" w:eastAsia="Times New Roman"/>
+          <w:rFonts w:ascii="Times New Roman" w:hAnsi="Times New Roman" w:eastAsia="Times New Roman" w:cs="Times New Roman"/>
           <w:b w:val="0"/>
-          <w:i w:val="0"/>
-          <w:sz w:val="28"/>
+          <w:sz w:val="24"/>
         </w:rPr>
-        <w:t>к отчёту о выполнении работ по второму этапу договора № [УТОЧНИТЬ: номер договора] от [УТОЧНИТЬ: дата договора], проект «Вкусноты — производство съедобных музыкальных пластинок из изомальта», ООО «Вкус Технологии»</w:t>
+        <w:t xml:space="preserve">к отчету о выполнении работ по второму этапу договора о предоставлении гранта № </w:t>
+      </w:r>
+      <w:r>
+        <w:rPr>
+          <w:rFonts w:ascii="Times New Roman" w:hAnsi="Times New Roman" w:eastAsia="Times New Roman" w:cs="Times New Roman"/>
+          <w:b w:val="0"/>
+          <w:sz w:val="24"/>
+          <w:highlight w:val="yellow"/>
+        </w:rPr>
+        <w:t>[УТОЧНИТЬ: номер договора]</w:t>
+      </w:r>
+      <w:r>
+        <w:rPr>
+          <w:rFonts w:ascii="Times New Roman" w:hAnsi="Times New Roman" w:eastAsia="Times New Roman" w:cs="Times New Roman"/>
+          <w:b w:val="0"/>
+          <w:sz w:val="24"/>
+        </w:rPr>
+        <w:t xml:space="preserve"> от </w:t>
+      </w:r>
+      <w:r>
+        <w:rPr>
+          <w:rFonts w:ascii="Times New Roman" w:hAnsi="Times New Roman" w:eastAsia="Times New Roman" w:cs="Times New Roman"/>
+          <w:b w:val="0"/>
+          <w:sz w:val="24"/>
+          <w:highlight w:val="yellow"/>
+        </w:rPr>
+        <w:t>[УТОЧНИТЬ: дата договора]</w:t>
+      </w:r>
+      <w:r>
+        <w:rPr>
+          <w:rFonts w:ascii="Times New Roman" w:hAnsi="Times New Roman" w:eastAsia="Times New Roman" w:cs="Times New Roman"/>
+          <w:b w:val="0"/>
+          <w:sz w:val="24"/>
+        </w:rPr>
+        <w:t>, ООО «Вкус Технологии»</w:t>
+      </w:r>
+    </w:p>
+    <w:p>
+      <w:pPr>
+        <w:keepNext w:val="0"/>
+        <w:spacing w:before="0" w:after="0" w:lineRule="auto" w:line="360"/>
+        <w:ind w:firstLine="709"/>
+        <w:jc w:val="both"/>
+      </w:pPr>
+      <w:r>
+        <w:rPr>
+          <w:rFonts w:ascii="Times New Roman" w:hAnsi="Times New Roman" w:eastAsia="Times New Roman" w:cs="Times New Roman"/>
+          <w:sz w:val="24"/>
+        </w:rPr>
+        <w:t>Приведены фотографии и видеокадры изготовления трех партий образцов: сырье и инвентарь, дозирование, плавление массы, разлив в формы, образцы всех вариантов состава до и после выполнения центрального отверстия, пластинки итогового состава и упаковка изделия.</w:t>
       </w:r>
     </w:p>
     <w:p>
       <w:pPr>
         <w:keepNext/>
-        <w:pageBreakBefore w:val="0"/>
-        <w:widowControl/>
-        <w:spacing w:lineRule="auto" w:line="360" w:before="120" w:after="0"/>
+        <w:spacing w:before="180" w:after="60" w:lineRule="auto" w:line="240"/>
         <w:ind w:firstLine="0"/>
         <w:jc w:val="center"/>
       </w:pPr>
       <w:r>
         <w:drawing>
           <wp:inline xmlns:a="http://schemas.openxmlformats.org/drawingml/2006/main" xmlns:pic="http://schemas.openxmlformats.org/drawingml/2006/picture">
-            <wp:extent cx="5400000" cy="3109091"/>
+            <wp:extent cx="5400000" cy="3024000"/>
             <wp:docPr id="1" name="Picture 1"/>
             <wp:cNvGraphicFramePr>
               <a:graphicFrameLocks noChangeAspect="1"/>
@@ -92,7 +146,7 @@
                   <pic:spPr>
                     <a:xfrm>
                       <a:off x="0" y="0"/>
-                      <a:ext cx="5400000" cy="3109091"/>
+                      <a:ext cx="5400000" cy="3024000"/>
                     </a:xfrm>
                     <a:prstGeom prst="rect"/>
                   </pic:spPr>
@@ -106,52 +160,44 @@
     <w:p>
       <w:pPr>
         <w:keepNext w:val="0"/>
-        <w:pageBreakBefore w:val="0"/>
-        <w:widowControl/>
-        <w:spacing w:lineRule="auto" w:line="360" w:before="0" w:after="120"/>
+        <w:spacing w:before="0" w:after="120" w:lineRule="auto" w:line="360"/>
         <w:ind w:firstLine="0"/>
         <w:jc w:val="center"/>
       </w:pPr>
       <w:r>
         <w:rPr>
-          <w:rFonts w:ascii="Times New Roman" w:hAnsi="Times New Roman" w:cs="Times New Roman" w:eastAsia="Times New Roman"/>
-          <w:sz w:val="28"/>
+          <w:rFonts w:ascii="Times New Roman" w:hAnsi="Times New Roman" w:eastAsia="Times New Roman" w:cs="Times New Roman"/>
+          <w:sz w:val="24"/>
         </w:rPr>
-        <w:t>Рисунок А.1 – Сырьё и инвентарь, закупленные для работ этапа</w:t>
+        <w:t>Рисунок А.1 – Сырье и инвентарь, закупленные для работ этапа</w:t>
       </w:r>
     </w:p>
     <w:p>
       <w:pPr>
         <w:keepNext w:val="0"/>
-        <w:pageBreakBefore w:val="0"/>
-        <w:widowControl/>
-        <w:spacing w:lineRule="auto" w:line="360" w:before="0" w:after="0"/>
+        <w:spacing w:before="0" w:after="0" w:lineRule="auto" w:line="360"/>
         <w:ind w:firstLine="709"/>
         <w:jc w:val="both"/>
       </w:pPr>
       <w:r>
         <w:rPr>
-          <w:rFonts w:ascii="Times New Roman" w:hAnsi="Times New Roman" w:cs="Times New Roman" w:eastAsia="Times New Roman"/>
-          <w:b w:val="0"/>
-          <w:i w:val="0"/>
-          <w:sz w:val="28"/>
+          <w:rFonts w:ascii="Times New Roman" w:hAnsi="Times New Roman" w:eastAsia="Times New Roman" w:cs="Times New Roman"/>
+          <w:sz w:val="24"/>
         </w:rPr>
-        <w:t>Сырьё двух производителей изомальта и функциональные добавки, силиконовые формы Ø12 и Ø30 см, термометр с щупом, пирометр, ювелирные весы.</w:t>
+        <w:t>Изомальт трех производителей, эритрит и функциональные добавки, силиконовые формы Ø12 и Ø30 см, термометр с щупом, пирометр, ювелирные весы.</w:t>
       </w:r>
     </w:p>
     <w:p>
       <w:pPr>
         <w:keepNext/>
-        <w:pageBreakBefore w:val="0"/>
-        <w:widowControl/>
-        <w:spacing w:lineRule="auto" w:line="360" w:before="120" w:after="0"/>
+        <w:spacing w:before="180" w:after="60" w:lineRule="auto" w:line="240"/>
         <w:ind w:firstLine="0"/>
         <w:jc w:val="center"/>
       </w:pPr>
       <w:r>
         <w:drawing>
           <wp:inline xmlns:a="http://schemas.openxmlformats.org/drawingml/2006/main" xmlns:pic="http://schemas.openxmlformats.org/drawingml/2006/picture">
-            <wp:extent cx="5400000" cy="3109091"/>
+            <wp:extent cx="5400000" cy="3024000"/>
             <wp:docPr id="2" name="Picture 2"/>
             <wp:cNvGraphicFramePr>
               <a:graphicFrameLocks noChangeAspect="1"/>
@@ -172,7 +218,7 @@
                   <pic:spPr>
                     <a:xfrm>
                       <a:off x="0" y="0"/>
-                      <a:ext cx="5400000" cy="3109091"/>
+                      <a:ext cx="5400000" cy="3024000"/>
                     </a:xfrm>
                     <a:prstGeom prst="rect"/>
                   </pic:spPr>
@@ -186,16 +232,14 @@
     <w:p>
       <w:pPr>
         <w:keepNext w:val="0"/>
-        <w:pageBreakBefore w:val="0"/>
-        <w:widowControl/>
-        <w:spacing w:lineRule="auto" w:line="360" w:before="0" w:after="120"/>
+        <w:spacing w:before="0" w:after="120" w:lineRule="auto" w:line="360"/>
         <w:ind w:firstLine="0"/>
         <w:jc w:val="center"/>
       </w:pPr>
       <w:r>
         <w:rPr>
-          <w:rFonts w:ascii="Times New Roman" w:hAnsi="Times New Roman" w:cs="Times New Roman" w:eastAsia="Times New Roman"/>
-          <w:sz w:val="28"/>
+          <w:rFonts w:ascii="Times New Roman" w:hAnsi="Times New Roman" w:eastAsia="Times New Roman" w:cs="Times New Roman"/>
+          <w:sz w:val="24"/>
         </w:rPr>
         <w:t>Рисунок А.2 – Дозирование компонентов на ювелирных весах</w:t>
       </w:r>
@@ -203,35 +247,29 @@
     <w:p>
       <w:pPr>
         <w:keepNext w:val="0"/>
-        <w:pageBreakBefore w:val="0"/>
-        <w:widowControl/>
-        <w:spacing w:lineRule="auto" w:line="360" w:before="0" w:after="0"/>
+        <w:spacing w:before="0" w:after="0" w:lineRule="auto" w:line="360"/>
         <w:ind w:firstLine="709"/>
         <w:jc w:val="both"/>
       </w:pPr>
       <w:r>
         <w:rPr>
-          <w:rFonts w:ascii="Times New Roman" w:hAnsi="Times New Roman" w:cs="Times New Roman" w:eastAsia="Times New Roman"/>
-          <w:b w:val="0"/>
-          <w:i w:val="0"/>
-          <w:sz w:val="28"/>
+          <w:rFonts w:ascii="Times New Roman" w:hAnsi="Times New Roman" w:eastAsia="Times New Roman" w:cs="Times New Roman"/>
+          <w:sz w:val="24"/>
         </w:rPr>
-        <w:t>Навески кислоты, ароматизатора и красителя (сотые доли процента) выполняются на весах с дискретностью 0,01 г.</w:t>
+        <w:t>Навески кислоты, ароматизатора и красителя (сотые доли процента массы) выполняются на весах с дискретностью 0,01 г.</w:t>
       </w:r>
     </w:p>
     <w:p>
       <w:pPr>
         <w:keepNext/>
-        <w:pageBreakBefore w:val="0"/>
-        <w:widowControl/>
-        <w:spacing w:lineRule="auto" w:line="360" w:before="120" w:after="0"/>
+        <w:spacing w:before="180" w:after="60" w:lineRule="auto" w:line="240"/>
         <w:ind w:firstLine="0"/>
         <w:jc w:val="center"/>
       </w:pPr>
       <w:r>
         <w:drawing>
           <wp:inline xmlns:a="http://schemas.openxmlformats.org/drawingml/2006/main" xmlns:pic="http://schemas.openxmlformats.org/drawingml/2006/picture">
-            <wp:extent cx="5400000" cy="3109091"/>
+            <wp:extent cx="5400000" cy="3024000"/>
             <wp:docPr id="3" name="Picture 3"/>
             <wp:cNvGraphicFramePr>
               <a:graphicFrameLocks noChangeAspect="1"/>
@@ -252,7 +290,7 @@
                   <pic:spPr>
                     <a:xfrm>
                       <a:off x="0" y="0"/>
-                      <a:ext cx="5400000" cy="3109091"/>
+                      <a:ext cx="5400000" cy="3024000"/>
                     </a:xfrm>
                     <a:prstGeom prst="rect"/>
                   </pic:spPr>
@@ -266,16 +304,14 @@
     <w:p>
       <w:pPr>
         <w:keepNext w:val="0"/>
-        <w:pageBreakBefore w:val="0"/>
-        <w:widowControl/>
-        <w:spacing w:lineRule="auto" w:line="360" w:before="0" w:after="120"/>
+        <w:spacing w:before="0" w:after="120" w:lineRule="auto" w:line="360"/>
         <w:ind w:firstLine="0"/>
         <w:jc w:val="center"/>
       </w:pPr>
       <w:r>
         <w:rPr>
-          <w:rFonts w:ascii="Times New Roman" w:hAnsi="Times New Roman" w:cs="Times New Roman" w:eastAsia="Times New Roman"/>
-          <w:sz w:val="28"/>
+          <w:rFonts w:ascii="Times New Roman" w:hAnsi="Times New Roman" w:eastAsia="Times New Roman" w:cs="Times New Roman"/>
+          <w:sz w:val="24"/>
         </w:rPr>
         <w:t>Рисунок А.3 – Плавление изомальтовой массы с контролем температуры</w:t>
       </w:r>
@@ -283,35 +319,29 @@
     <w:p>
       <w:pPr>
         <w:keepNext w:val="0"/>
-        <w:pageBreakBefore w:val="0"/>
-        <w:widowControl/>
-        <w:spacing w:lineRule="auto" w:line="360" w:before="0" w:after="0"/>
+        <w:spacing w:before="0" w:after="0" w:lineRule="auto" w:line="360"/>
         <w:ind w:firstLine="709"/>
         <w:jc w:val="both"/>
       </w:pPr>
       <w:r>
         <w:rPr>
-          <w:rFonts w:ascii="Times New Roman" w:hAnsi="Times New Roman" w:cs="Times New Roman" w:eastAsia="Times New Roman"/>
-          <w:b w:val="0"/>
-          <w:i w:val="0"/>
-          <w:sz w:val="28"/>
+          <w:rFonts w:ascii="Times New Roman" w:hAnsi="Times New Roman" w:eastAsia="Times New Roman" w:cs="Times New Roman"/>
+          <w:sz w:val="24"/>
         </w:rPr>
-        <w:t>Сухое плавление изомальта и эритрита; контроль температуры термометром с щупом и пирометром.</w:t>
+        <w:t>Сухое плавление изомальта с эритритом без добавления воды; температура контролируется термометром с щупом и пирометром.</w:t>
       </w:r>
     </w:p>
     <w:p>
       <w:pPr>
         <w:keepNext/>
-        <w:pageBreakBefore w:val="0"/>
-        <w:widowControl/>
-        <w:spacing w:lineRule="auto" w:line="360" w:before="120" w:after="0"/>
+        <w:spacing w:before="180" w:after="60" w:lineRule="auto" w:line="240"/>
         <w:ind w:firstLine="0"/>
         <w:jc w:val="center"/>
       </w:pPr>
       <w:r>
         <w:drawing>
           <wp:inline xmlns:a="http://schemas.openxmlformats.org/drawingml/2006/main" xmlns:pic="http://schemas.openxmlformats.org/drawingml/2006/picture">
-            <wp:extent cx="5400000" cy="3109091"/>
+            <wp:extent cx="5400000" cy="3024000"/>
             <wp:docPr id="4" name="Picture 4"/>
             <wp:cNvGraphicFramePr>
               <a:graphicFrameLocks noChangeAspect="1"/>
@@ -332,7 +362,7 @@
                   <pic:spPr>
                     <a:xfrm>
                       <a:off x="0" y="0"/>
-                      <a:ext cx="5400000" cy="3109091"/>
+                      <a:ext cx="5400000" cy="3024000"/>
                     </a:xfrm>
                     <a:prstGeom prst="rect"/>
                   </pic:spPr>
@@ -346,16 +376,14 @@
     <w:p>
       <w:pPr>
         <w:keepNext w:val="0"/>
-        <w:pageBreakBefore w:val="0"/>
-        <w:widowControl/>
-        <w:spacing w:lineRule="auto" w:line="360" w:before="0" w:after="120"/>
+        <w:spacing w:before="0" w:after="120" w:lineRule="auto" w:line="360"/>
         <w:ind w:firstLine="0"/>
         <w:jc w:val="center"/>
       </w:pPr>
       <w:r>
         <w:rPr>
-          <w:rFonts w:ascii="Times New Roman" w:hAnsi="Times New Roman" w:cs="Times New Roman" w:eastAsia="Times New Roman"/>
-          <w:sz w:val="28"/>
+          <w:rFonts w:ascii="Times New Roman" w:hAnsi="Times New Roman" w:eastAsia="Times New Roman" w:cs="Times New Roman"/>
+          <w:sz w:val="24"/>
         </w:rPr>
         <w:t>Рисунок А.4 – Разлив массы в силиконовые формы</w:t>
       </w:r>
@@ -363,35 +391,29 @@
     <w:p>
       <w:pPr>
         <w:keepNext w:val="0"/>
-        <w:pageBreakBefore w:val="0"/>
-        <w:widowControl/>
-        <w:spacing w:lineRule="auto" w:line="360" w:before="0" w:after="0"/>
+        <w:spacing w:before="0" w:after="0" w:lineRule="auto" w:line="360"/>
         <w:ind w:firstLine="709"/>
         <w:jc w:val="both"/>
       </w:pPr>
       <w:r>
         <w:rPr>
-          <w:rFonts w:ascii="Times New Roman" w:hAnsi="Times New Roman" w:cs="Times New Roman" w:eastAsia="Times New Roman"/>
-          <w:b w:val="0"/>
-          <w:i w:val="0"/>
-          <w:sz w:val="28"/>
+          <w:rFonts w:ascii="Times New Roman" w:hAnsi="Times New Roman" w:eastAsia="Times New Roman" w:cs="Times New Roman"/>
+          <w:sz w:val="24"/>
         </w:rPr>
-        <w:t>Разлив выполняется в течение 3–4 минут после снятия с нагрева; для Ø30 см масса заливается в центр формы.</w:t>
+        <w:t>Лимонная кислота, ароматизатор и краситель вводятся при температуре не выше 140 °C; разлив выполняется в течение 3–4 минут после снятия с нагрева.</w:t>
       </w:r>
     </w:p>
     <w:p>
       <w:pPr>
         <w:keepNext/>
-        <w:pageBreakBefore w:val="0"/>
-        <w:widowControl/>
-        <w:spacing w:lineRule="auto" w:line="360" w:before="120" w:after="0"/>
+        <w:spacing w:before="180" w:after="60" w:lineRule="auto" w:line="240"/>
         <w:ind w:firstLine="0"/>
         <w:jc w:val="center"/>
       </w:pPr>
       <w:r>
         <w:drawing>
           <wp:inline xmlns:a="http://schemas.openxmlformats.org/drawingml/2006/main" xmlns:pic="http://schemas.openxmlformats.org/drawingml/2006/picture">
-            <wp:extent cx="5400000" cy="3109091"/>
+            <wp:extent cx="5400000" cy="3024000"/>
             <wp:docPr id="5" name="Picture 5"/>
             <wp:cNvGraphicFramePr>
               <a:graphicFrameLocks noChangeAspect="1"/>
@@ -412,7 +434,7 @@
                   <pic:spPr>
                     <a:xfrm>
                       <a:off x="0" y="0"/>
-                      <a:ext cx="5400000" cy="3109091"/>
+                      <a:ext cx="5400000" cy="3024000"/>
                     </a:xfrm>
                     <a:prstGeom prst="rect"/>
                   </pic:spPr>
@@ -426,52 +448,59 @@
     <w:p>
       <w:pPr>
         <w:keepNext w:val="0"/>
-        <w:pageBreakBefore w:val="0"/>
-        <w:widowControl/>
-        <w:spacing w:lineRule="auto" w:line="360" w:before="0" w:after="120"/>
+        <w:spacing w:before="0" w:after="120" w:lineRule="auto" w:line="360"/>
         <w:ind w:firstLine="0"/>
         <w:jc w:val="center"/>
       </w:pPr>
       <w:r>
         <w:rPr>
-          <w:rFonts w:ascii="Times New Roman" w:hAnsi="Times New Roman" w:cs="Times New Roman" w:eastAsia="Times New Roman"/>
-          <w:sz w:val="28"/>
+          <w:rFonts w:ascii="Times New Roman" w:hAnsi="Times New Roman" w:eastAsia="Times New Roman" w:cs="Times New Roman"/>
+          <w:sz w:val="24"/>
         </w:rPr>
-        <w:t>Рисунок А.5 – Образцы первой (тестовой) партии</w:t>
+        <w:t>Рисунок А.5 – Образцы тестовой партии</w:t>
       </w:r>
     </w:p>
     <w:p>
       <w:pPr>
         <w:keepNext w:val="0"/>
-        <w:pageBreakBefore w:val="0"/>
-        <w:widowControl/>
-        <w:spacing w:lineRule="auto" w:line="360" w:before="0" w:after="0"/>
+        <w:spacing w:before="0" w:after="0" w:lineRule="auto" w:line="360"/>
         <w:ind w:firstLine="709"/>
         <w:jc w:val="both"/>
       </w:pPr>
       <w:r>
         <w:rPr>
-          <w:rFonts w:ascii="Times New Roman" w:hAnsi="Times New Roman" w:cs="Times New Roman" w:eastAsia="Times New Roman"/>
-          <w:b w:val="0"/>
-          <w:i w:val="0"/>
-          <w:sz w:val="28"/>
+          <w:rFonts w:ascii="Times New Roman" w:hAnsi="Times New Roman" w:eastAsia="Times New Roman" w:cs="Times New Roman"/>
+          <w:sz w:val="24"/>
         </w:rPr>
-        <w:t>[УТОЧНИТЬ: описание образцов тестовой партии.]</w:t>
+        <w:t xml:space="preserve">Тестовая партия изготовлена для отработки сухого плавления, разлива и извлечения дисков из форм </w:t>
+      </w:r>
+      <w:r>
+        <w:rPr>
+          <w:rFonts w:ascii="Times New Roman" w:hAnsi="Times New Roman" w:eastAsia="Times New Roman" w:cs="Times New Roman"/>
+          <w:sz w:val="24"/>
+          <w:highlight w:val="yellow"/>
+        </w:rPr>
+        <w:t>[УТОЧНИТЬ: дата изготовления, варианты состава и количество]</w:t>
+      </w:r>
+      <w:r>
+        <w:rPr>
+          <w:rFonts w:ascii="Times New Roman" w:hAnsi="Times New Roman" w:eastAsia="Times New Roman" w:cs="Times New Roman"/>
+          <w:sz w:val="24"/>
+        </w:rPr>
+        <w:t>.</w:t>
       </w:r>
     </w:p>
     <w:p>
       <w:pPr>
         <w:keepNext/>
-        <w:pageBreakBefore w:val="0"/>
-        <w:widowControl/>
-        <w:spacing w:lineRule="auto" w:line="360" w:before="120" w:after="0"/>
+        <w:spacing w:before="180" w:after="60" w:lineRule="auto" w:line="240"/>
         <w:ind w:firstLine="0"/>
         <w:jc w:val="center"/>
       </w:pPr>
       <w:r>
         <w:drawing>
           <wp:inline xmlns:a="http://schemas.openxmlformats.org/drawingml/2006/main" xmlns:pic="http://schemas.openxmlformats.org/drawingml/2006/picture">
-            <wp:extent cx="5400000" cy="3109091"/>
+            <wp:extent cx="5400000" cy="3024000"/>
             <wp:docPr id="6" name="Picture 6"/>
             <wp:cNvGraphicFramePr>
               <a:graphicFrameLocks noChangeAspect="1"/>
@@ -492,7 +521,7 @@
                   <pic:spPr>
                     <a:xfrm>
                       <a:off x="0" y="0"/>
-                      <a:ext cx="5400000" cy="3109091"/>
+                      <a:ext cx="5400000" cy="3024000"/>
                     </a:xfrm>
                     <a:prstGeom prst="rect"/>
                   </pic:spPr>
@@ -506,16 +535,14 @@
     <w:p>
       <w:pPr>
         <w:keepNext w:val="0"/>
-        <w:pageBreakBefore w:val="0"/>
-        <w:widowControl/>
-        <w:spacing w:lineRule="auto" w:line="360" w:before="0" w:after="120"/>
+        <w:spacing w:before="0" w:after="120" w:lineRule="auto" w:line="360"/>
         <w:ind w:firstLine="0"/>
         <w:jc w:val="center"/>
       </w:pPr>
       <w:r>
         <w:rPr>
-          <w:rFonts w:ascii="Times New Roman" w:hAnsi="Times New Roman" w:cs="Times New Roman" w:eastAsia="Times New Roman"/>
-          <w:sz w:val="28"/>
+          <w:rFonts w:ascii="Times New Roman" w:hAnsi="Times New Roman" w:eastAsia="Times New Roman" w:cs="Times New Roman"/>
+          <w:sz w:val="24"/>
         </w:rPr>
         <w:t>Рисунок А.6 – Образцы второй партии до выполнения отверстия</w:t>
       </w:r>
@@ -523,35 +550,29 @@
     <w:p>
       <w:pPr>
         <w:keepNext w:val="0"/>
-        <w:pageBreakBefore w:val="0"/>
-        <w:widowControl/>
-        <w:spacing w:lineRule="auto" w:line="360" w:before="0" w:after="0"/>
+        <w:spacing w:before="0" w:after="0" w:lineRule="auto" w:line="360"/>
         <w:ind w:firstLine="709"/>
         <w:jc w:val="both"/>
       </w:pPr>
       <w:r>
         <w:rPr>
-          <w:rFonts w:ascii="Times New Roman" w:hAnsi="Times New Roman" w:cs="Times New Roman" w:eastAsia="Times New Roman"/>
-          <w:b w:val="0"/>
-          <w:i w:val="0"/>
-          <w:sz w:val="28"/>
+          <w:rFonts w:ascii="Times New Roman" w:hAnsi="Times New Roman" w:eastAsia="Times New Roman" w:cs="Times New Roman"/>
+          <w:sz w:val="24"/>
         </w:rPr>
-        <w:t>Образцы на изомальте Cargill и STOING, с гуммиарабиком, эритритом, чёрным красителем и контрольные сахарные образцы.</w:t>
+        <w:t>Образцы на изомальте Cargill и STOING с эритритом и гуммиарабиком, образцы с черным красителем и контрольные образцы на сахарной основе.</w:t>
       </w:r>
     </w:p>
     <w:p>
       <w:pPr>
         <w:keepNext/>
-        <w:pageBreakBefore w:val="0"/>
-        <w:widowControl/>
-        <w:spacing w:lineRule="auto" w:line="360" w:before="120" w:after="0"/>
+        <w:spacing w:before="180" w:after="60" w:lineRule="auto" w:line="240"/>
         <w:ind w:firstLine="0"/>
         <w:jc w:val="center"/>
       </w:pPr>
       <w:r>
         <w:drawing>
           <wp:inline xmlns:a="http://schemas.openxmlformats.org/drawingml/2006/main" xmlns:pic="http://schemas.openxmlformats.org/drawingml/2006/picture">
-            <wp:extent cx="5400000" cy="3109091"/>
+            <wp:extent cx="5400000" cy="3024000"/>
             <wp:docPr id="7" name="Picture 7"/>
             <wp:cNvGraphicFramePr>
               <a:graphicFrameLocks noChangeAspect="1"/>
@@ -572,7 +593,7 @@
                   <pic:spPr>
                     <a:xfrm>
                       <a:off x="0" y="0"/>
-                      <a:ext cx="5400000" cy="3109091"/>
+                      <a:ext cx="5400000" cy="3024000"/>
                     </a:xfrm>
                     <a:prstGeom prst="rect"/>
                   </pic:spPr>
@@ -586,16 +607,14 @@
     <w:p>
       <w:pPr>
         <w:keepNext w:val="0"/>
-        <w:pageBreakBefore w:val="0"/>
-        <w:widowControl/>
-        <w:spacing w:lineRule="auto" w:line="360" w:before="0" w:after="120"/>
+        <w:spacing w:before="0" w:after="120" w:lineRule="auto" w:line="360"/>
         <w:ind w:firstLine="0"/>
         <w:jc w:val="center"/>
       </w:pPr>
       <w:r>
         <w:rPr>
-          <w:rFonts w:ascii="Times New Roman" w:hAnsi="Times New Roman" w:cs="Times New Roman" w:eastAsia="Times New Roman"/>
-          <w:sz w:val="28"/>
+          <w:rFonts w:ascii="Times New Roman" w:hAnsi="Times New Roman" w:eastAsia="Times New Roman" w:cs="Times New Roman"/>
+          <w:sz w:val="24"/>
         </w:rPr>
         <w:t>Рисунок А.7 – Выполнение центрального отверстия</w:t>
       </w:r>
@@ -603,35 +622,44 @@
     <w:p>
       <w:pPr>
         <w:keepNext w:val="0"/>
-        <w:pageBreakBefore w:val="0"/>
-        <w:widowControl/>
-        <w:spacing w:lineRule="auto" w:line="360" w:before="0" w:after="0"/>
+        <w:spacing w:before="0" w:after="0" w:lineRule="auto" w:line="360"/>
         <w:ind w:firstLine="709"/>
         <w:jc w:val="both"/>
       </w:pPr>
       <w:r>
         <w:rPr>
-          <w:rFonts w:ascii="Times New Roman" w:hAnsi="Times New Roman" w:cs="Times New Roman" w:eastAsia="Times New Roman"/>
-          <w:b w:val="0"/>
-          <w:i w:val="0"/>
-          <w:sz w:val="28"/>
+          <w:rFonts w:ascii="Times New Roman" w:hAnsi="Times New Roman" w:eastAsia="Times New Roman" w:cs="Times New Roman"/>
+          <w:sz w:val="24"/>
         </w:rPr>
-        <w:t>[УТОЧНИТЬ: способ выполнения отверстия.] Образцы с чёрным красителем и сахарные образцы растрескались, остальные выдержали операцию.</w:t>
+        <w:t xml:space="preserve">Центральное отверстие выполнено на всех образцах второй партии </w:t>
+      </w:r>
+      <w:r>
+        <w:rPr>
+          <w:rFonts w:ascii="Times New Roman" w:hAnsi="Times New Roman" w:eastAsia="Times New Roman" w:cs="Times New Roman"/>
+          <w:sz w:val="24"/>
+          <w:highlight w:val="yellow"/>
+        </w:rPr>
+        <w:t>[УТОЧНИТЬ: способ выполнения]</w:t>
+      </w:r>
+      <w:r>
+        <w:rPr>
+          <w:rFonts w:ascii="Times New Roman" w:hAnsi="Times New Roman" w:eastAsia="Times New Roman" w:cs="Times New Roman"/>
+          <w:sz w:val="24"/>
+        </w:rPr>
+        <w:t>.</w:t>
       </w:r>
     </w:p>
     <w:p>
       <w:pPr>
         <w:keepNext/>
-        <w:pageBreakBefore w:val="0"/>
-        <w:widowControl/>
-        <w:spacing w:lineRule="auto" w:line="360" w:before="120" w:after="0"/>
+        <w:spacing w:before="180" w:after="60" w:lineRule="auto" w:line="240"/>
         <w:ind w:firstLine="0"/>
         <w:jc w:val="center"/>
       </w:pPr>
       <w:r>
         <w:drawing>
           <wp:inline xmlns:a="http://schemas.openxmlformats.org/drawingml/2006/main" xmlns:pic="http://schemas.openxmlformats.org/drawingml/2006/picture">
-            <wp:extent cx="5400000" cy="3109091"/>
+            <wp:extent cx="5400000" cy="3024000"/>
             <wp:docPr id="8" name="Picture 8"/>
             <wp:cNvGraphicFramePr>
               <a:graphicFrameLocks noChangeAspect="1"/>
@@ -652,7 +680,7 @@
                   <pic:spPr>
                     <a:xfrm>
                       <a:off x="0" y="0"/>
-                      <a:ext cx="5400000" cy="3109091"/>
+                      <a:ext cx="5400000" cy="3024000"/>
                     </a:xfrm>
                     <a:prstGeom prst="rect"/>
                   </pic:spPr>
@@ -666,52 +694,44 @@
     <w:p>
       <w:pPr>
         <w:keepNext w:val="0"/>
-        <w:pageBreakBefore w:val="0"/>
-        <w:widowControl/>
-        <w:spacing w:lineRule="auto" w:line="360" w:before="0" w:after="120"/>
+        <w:spacing w:before="0" w:after="120" w:lineRule="auto" w:line="360"/>
         <w:ind w:firstLine="0"/>
         <w:jc w:val="center"/>
       </w:pPr>
       <w:r>
         <w:rPr>
-          <w:rFonts w:ascii="Times New Roman" w:hAnsi="Times New Roman" w:cs="Times New Roman" w:eastAsia="Times New Roman"/>
-          <w:sz w:val="28"/>
+          <w:rFonts w:ascii="Times New Roman" w:hAnsi="Times New Roman" w:eastAsia="Times New Roman" w:cs="Times New Roman"/>
+          <w:sz w:val="24"/>
         </w:rPr>
-        <w:t>Рисунок А.8 – Разрушенные образцы (чёрный краситель, сахарная база)</w:t>
+        <w:t>Рисунок А.8 – Отклоненные образцы: черный краситель и сахарная основа</w:t>
       </w:r>
     </w:p>
     <w:p>
       <w:pPr>
         <w:keepNext w:val="0"/>
-        <w:pageBreakBefore w:val="0"/>
-        <w:widowControl/>
-        <w:spacing w:lineRule="auto" w:line="360" w:before="0" w:after="0"/>
+        <w:spacing w:before="0" w:after="0" w:lineRule="auto" w:line="360"/>
         <w:ind w:firstLine="709"/>
         <w:jc w:val="both"/>
       </w:pPr>
       <w:r>
         <w:rPr>
-          <w:rFonts w:ascii="Times New Roman" w:hAnsi="Times New Roman" w:cs="Times New Roman" w:eastAsia="Times New Roman"/>
-          <w:b w:val="0"/>
-          <w:i w:val="0"/>
-          <w:sz w:val="28"/>
+          <w:rFonts w:ascii="Times New Roman" w:hAnsi="Times New Roman" w:eastAsia="Times New Roman" w:cs="Times New Roman"/>
+          <w:sz w:val="24"/>
         </w:rPr>
-        <w:t>Растрескивание и липкость образцов с чёрным красителем и контрольной сахарно-глюкозной массы.</w:t>
+        <w:t>Образцы с черным красителем растрескались при выполнении отверстия; один из двух образцов на сахарной основе разрушился; у обоих вариантов выраженная липкость.</w:t>
       </w:r>
     </w:p>
     <w:p>
       <w:pPr>
         <w:keepNext/>
-        <w:pageBreakBefore w:val="0"/>
-        <w:widowControl/>
-        <w:spacing w:lineRule="auto" w:line="360" w:before="120" w:after="0"/>
+        <w:spacing w:before="180" w:after="60" w:lineRule="auto" w:line="240"/>
         <w:ind w:firstLine="0"/>
         <w:jc w:val="center"/>
       </w:pPr>
       <w:r>
         <w:drawing>
           <wp:inline xmlns:a="http://schemas.openxmlformats.org/drawingml/2006/main" xmlns:pic="http://schemas.openxmlformats.org/drawingml/2006/picture">
-            <wp:extent cx="5400000" cy="3109091"/>
+            <wp:extent cx="5400000" cy="3024000"/>
             <wp:docPr id="9" name="Picture 9"/>
             <wp:cNvGraphicFramePr>
               <a:graphicFrameLocks noChangeAspect="1"/>
@@ -732,7 +752,7 @@
                   <pic:spPr>
                     <a:xfrm>
                       <a:off x="0" y="0"/>
-                      <a:ext cx="5400000" cy="3109091"/>
+                      <a:ext cx="5400000" cy="3024000"/>
                     </a:xfrm>
                     <a:prstGeom prst="rect"/>
                   </pic:spPr>
@@ -746,52 +766,44 @@
     <w:p>
       <w:pPr>
         <w:keepNext w:val="0"/>
-        <w:pageBreakBefore w:val="0"/>
-        <w:widowControl/>
-        <w:spacing w:lineRule="auto" w:line="360" w:before="0" w:after="120"/>
+        <w:spacing w:before="0" w:after="120" w:lineRule="auto" w:line="360"/>
         <w:ind w:firstLine="0"/>
         <w:jc w:val="center"/>
       </w:pPr>
       <w:r>
         <w:rPr>
-          <w:rFonts w:ascii="Times New Roman" w:hAnsi="Times New Roman" w:cs="Times New Roman" w:eastAsia="Times New Roman"/>
-          <w:sz w:val="28"/>
+          <w:rFonts w:ascii="Times New Roman" w:hAnsi="Times New Roman" w:eastAsia="Times New Roman" w:cs="Times New Roman"/>
+          <w:sz w:val="24"/>
         </w:rPr>
-        <w:t>Рисунок А.9 – Образцы в упаковке на хранении</w:t>
+        <w:t>Рисунок А.9 – Образцы в упаковке</w:t>
       </w:r>
     </w:p>
     <w:p>
       <w:pPr>
         <w:keepNext w:val="0"/>
-        <w:pageBreakBefore w:val="0"/>
-        <w:widowControl/>
-        <w:spacing w:lineRule="auto" w:line="360" w:before="0" w:after="0"/>
+        <w:spacing w:before="0" w:after="0" w:lineRule="auto" w:line="360"/>
         <w:ind w:firstLine="709"/>
         <w:jc w:val="both"/>
       </w:pPr>
       <w:r>
         <w:rPr>
-          <w:rFonts w:ascii="Times New Roman" w:hAnsi="Times New Roman" w:cs="Times New Roman" w:eastAsia="Times New Roman"/>
-          <w:b w:val="0"/>
-          <w:i w:val="0"/>
-          <w:sz w:val="28"/>
+          <w:rFonts w:ascii="Times New Roman" w:hAnsi="Times New Roman" w:eastAsia="Times New Roman" w:cs="Times New Roman"/>
+          <w:sz w:val="24"/>
         </w:rPr>
-        <w:t>Упаковка в фасовочные пакеты 40 мкм сразу после извлечения из форм; маркировка состава, цвета, вкуса и даты.</w:t>
+        <w:t>Образцы упакованы в фасовочные пакеты толщиной 40 мкм сразу после извлечения из форм; на пакете указаны состав, производитель изомальта, цвет, вкус и дата.</w:t>
       </w:r>
     </w:p>
     <w:p>
       <w:pPr>
         <w:keepNext/>
-        <w:pageBreakBefore w:val="0"/>
-        <w:widowControl/>
-        <w:spacing w:lineRule="auto" w:line="360" w:before="120" w:after="0"/>
+        <w:spacing w:before="180" w:after="60" w:lineRule="auto" w:line="240"/>
         <w:ind w:firstLine="0"/>
         <w:jc w:val="center"/>
       </w:pPr>
       <w:r>
         <w:drawing>
           <wp:inline xmlns:a="http://schemas.openxmlformats.org/drawingml/2006/main" xmlns:pic="http://schemas.openxmlformats.org/drawingml/2006/picture">
-            <wp:extent cx="5400000" cy="3109091"/>
+            <wp:extent cx="5400000" cy="3024000"/>
             <wp:docPr id="10" name="Picture 10"/>
             <wp:cNvGraphicFramePr>
               <a:graphicFrameLocks noChangeAspect="1"/>
@@ -812,7 +824,7 @@
                   <pic:spPr>
                     <a:xfrm>
                       <a:off x="0" y="0"/>
-                      <a:ext cx="5400000" cy="3109091"/>
+                      <a:ext cx="5400000" cy="3024000"/>
                     </a:xfrm>
                     <a:prstGeom prst="rect"/>
                   </pic:spPr>
@@ -826,16 +838,14 @@
     <w:p>
       <w:pPr>
         <w:keepNext w:val="0"/>
-        <w:pageBreakBefore w:val="0"/>
-        <w:widowControl/>
-        <w:spacing w:lineRule="auto" w:line="360" w:before="0" w:after="120"/>
+        <w:spacing w:before="0" w:after="120" w:lineRule="auto" w:line="360"/>
         <w:ind w:firstLine="0"/>
         <w:jc w:val="center"/>
       </w:pPr>
       <w:r>
         <w:rPr>
-          <w:rFonts w:ascii="Times New Roman" w:hAnsi="Times New Roman" w:cs="Times New Roman" w:eastAsia="Times New Roman"/>
-          <w:sz w:val="28"/>
+          <w:rFonts w:ascii="Times New Roman" w:hAnsi="Times New Roman" w:eastAsia="Times New Roman" w:cs="Times New Roman"/>
+          <w:sz w:val="24"/>
         </w:rPr>
         <w:t>Рисунок А.10 – Пластинки третьей партии (итоговый состав)</w:t>
       </w:r>
@@ -843,35 +853,29 @@
     <w:p>
       <w:pPr>
         <w:keepNext w:val="0"/>
-        <w:pageBreakBefore w:val="0"/>
-        <w:widowControl/>
-        <w:spacing w:lineRule="auto" w:line="360" w:before="0" w:after="0"/>
+        <w:spacing w:before="0" w:after="0" w:lineRule="auto" w:line="360"/>
         <w:ind w:firstLine="709"/>
         <w:jc w:val="both"/>
       </w:pPr>
       <w:r>
         <w:rPr>
-          <w:rFonts w:ascii="Times New Roman" w:hAnsi="Times New Roman" w:cs="Times New Roman" w:eastAsia="Times New Roman"/>
-          <w:b w:val="0"/>
-          <w:i w:val="0"/>
-          <w:sz w:val="28"/>
+          <w:rFonts w:ascii="Times New Roman" w:hAnsi="Times New Roman" w:eastAsia="Times New Roman" w:cs="Times New Roman"/>
+          <w:sz w:val="24"/>
         </w:rPr>
-        <w:t>Итоговый состав «изомальт + эритрит» на изомальте BENEO; вкусы «ваниль бурбон», «ваниль-ром», «апельсин сицилийский», «айриш крим», «тутти-фрутти».</w:t>
+        <w:t>Итоговый состав «изомальт + эритрит» на изомальте BENEO; вкусы «Ваниль бурбон», «Ваниль-Ром», «Апельсин сицилийский», «Айриш Крим», «Тутти-Фрутти».</w:t>
       </w:r>
     </w:p>
     <w:p>
       <w:pPr>
         <w:keepNext/>
-        <w:pageBreakBefore w:val="0"/>
-        <w:widowControl/>
-        <w:spacing w:lineRule="auto" w:line="360" w:before="120" w:after="0"/>
+        <w:spacing w:before="180" w:after="60" w:lineRule="auto" w:line="240"/>
         <w:ind w:firstLine="0"/>
         <w:jc w:val="center"/>
       </w:pPr>
       <w:r>
         <w:drawing>
           <wp:inline xmlns:a="http://schemas.openxmlformats.org/drawingml/2006/main" xmlns:pic="http://schemas.openxmlformats.org/drawingml/2006/picture">
-            <wp:extent cx="5400000" cy="3109091"/>
+            <wp:extent cx="5400000" cy="3024000"/>
             <wp:docPr id="11" name="Picture 11"/>
             <wp:cNvGraphicFramePr>
               <a:graphicFrameLocks noChangeAspect="1"/>
@@ -892,7 +896,7 @@
                   <pic:spPr>
                     <a:xfrm>
                       <a:off x="0" y="0"/>
-                      <a:ext cx="5400000" cy="3109091"/>
+                      <a:ext cx="5400000" cy="3024000"/>
                     </a:xfrm>
                     <a:prstGeom prst="rect"/>
                   </pic:spPr>
@@ -906,16 +910,14 @@
     <w:p>
       <w:pPr>
         <w:keepNext w:val="0"/>
-        <w:pageBreakBefore w:val="0"/>
-        <w:widowControl/>
-        <w:spacing w:lineRule="auto" w:line="360" w:before="0" w:after="120"/>
+        <w:spacing w:before="0" w:after="120" w:lineRule="auto" w:line="360"/>
         <w:ind w:firstLine="0"/>
         <w:jc w:val="center"/>
       </w:pPr>
       <w:r>
         <w:rPr>
-          <w:rFonts w:ascii="Times New Roman" w:hAnsi="Times New Roman" w:cs="Times New Roman" w:eastAsia="Times New Roman"/>
-          <w:sz w:val="28"/>
+          <w:rFonts w:ascii="Times New Roman" w:hAnsi="Times New Roman" w:eastAsia="Times New Roman" w:cs="Times New Roman"/>
+          <w:sz w:val="24"/>
         </w:rPr>
         <w:t>Рисунок А.11 – Пластинка с обезвоженными виолами</w:t>
       </w:r>
@@ -923,35 +925,29 @@
     <w:p>
       <w:pPr>
         <w:keepNext w:val="0"/>
-        <w:pageBreakBefore w:val="0"/>
-        <w:widowControl/>
-        <w:spacing w:lineRule="auto" w:line="360" w:before="0" w:after="0"/>
+        <w:spacing w:before="0" w:after="0" w:lineRule="auto" w:line="360"/>
         <w:ind w:firstLine="709"/>
         <w:jc w:val="both"/>
       </w:pPr>
       <w:r>
         <w:rPr>
-          <w:rFonts w:ascii="Times New Roman" w:hAnsi="Times New Roman" w:cs="Times New Roman" w:eastAsia="Times New Roman"/>
-          <w:b w:val="0"/>
-          <w:i w:val="0"/>
-          <w:sz w:val="28"/>
+          <w:rFonts w:ascii="Times New Roman" w:hAnsi="Times New Roman" w:eastAsia="Times New Roman" w:cs="Times New Roman"/>
+          <w:sz w:val="24"/>
         </w:rPr>
-        <w:t>Пробное декорирование съедобными цветами, заложенными в массу при разливе.</w:t>
+        <w:t>Пробное декорирование: обезвоженные виолы «Сочный манго» заложены в массу при разливе.</w:t>
       </w:r>
     </w:p>
     <w:p>
       <w:pPr>
         <w:keepNext/>
-        <w:pageBreakBefore w:val="0"/>
-        <w:widowControl/>
-        <w:spacing w:lineRule="auto" w:line="360" w:before="120" w:after="0"/>
+        <w:spacing w:before="180" w:after="60" w:lineRule="auto" w:line="240"/>
         <w:ind w:firstLine="0"/>
         <w:jc w:val="center"/>
       </w:pPr>
       <w:r>
         <w:drawing>
           <wp:inline xmlns:a="http://schemas.openxmlformats.org/drawingml/2006/main" xmlns:pic="http://schemas.openxmlformats.org/drawingml/2006/picture">
-            <wp:extent cx="5400000" cy="3109091"/>
+            <wp:extent cx="5400000" cy="3024000"/>
             <wp:docPr id="12" name="Picture 12"/>
             <wp:cNvGraphicFramePr>
               <a:graphicFrameLocks noChangeAspect="1"/>
@@ -972,7 +968,7 @@
                   <pic:spPr>
                     <a:xfrm>
                       <a:off x="0" y="0"/>
-                      <a:ext cx="5400000" cy="3109091"/>
+                      <a:ext cx="5400000" cy="3024000"/>
                     </a:xfrm>
                     <a:prstGeom prst="rect"/>
                   </pic:spPr>
@@ -986,16 +982,14 @@
     <w:p>
       <w:pPr>
         <w:keepNext w:val="0"/>
-        <w:pageBreakBefore w:val="0"/>
-        <w:widowControl/>
-        <w:spacing w:lineRule="auto" w:line="360" w:before="0" w:after="120"/>
+        <w:spacing w:before="0" w:after="120" w:lineRule="auto" w:line="360"/>
         <w:ind w:firstLine="0"/>
         <w:jc w:val="center"/>
       </w:pPr>
       <w:r>
         <w:rPr>
-          <w:rFonts w:ascii="Times New Roman" w:hAnsi="Times New Roman" w:cs="Times New Roman" w:eastAsia="Times New Roman"/>
-          <w:sz w:val="28"/>
+          <w:rFonts w:ascii="Times New Roman" w:hAnsi="Times New Roman" w:eastAsia="Times New Roman" w:cs="Times New Roman"/>
+          <w:sz w:val="24"/>
         </w:rPr>
         <w:t>Рисунок А.12 – Упаковка изделия: подложка, коробка, молоточек</w:t>
       </w:r>
@@ -1003,27 +997,23 @@
     <w:p>
       <w:pPr>
         <w:keepNext w:val="0"/>
-        <w:pageBreakBefore w:val="0"/>
-        <w:widowControl/>
-        <w:spacing w:lineRule="auto" w:line="360" w:before="0" w:after="0"/>
+        <w:spacing w:before="0" w:after="0" w:lineRule="auto" w:line="360"/>
         <w:ind w:firstLine="709"/>
         <w:jc w:val="both"/>
       </w:pPr>
       <w:r>
         <w:rPr>
-          <w:rFonts w:ascii="Times New Roman" w:hAnsi="Times New Roman" w:cs="Times New Roman" w:eastAsia="Times New Roman"/>
-          <w:b w:val="0"/>
-          <w:i w:val="0"/>
-          <w:sz w:val="28"/>
+          <w:rFonts w:ascii="Times New Roman" w:hAnsi="Times New Roman" w:eastAsia="Times New Roman" w:cs="Times New Roman"/>
+          <w:sz w:val="24"/>
         </w:rPr>
-        <w:t>Пластинка Ø12 см на золотой подложке 14 см в коробке 17,5 × 17,5 × 9 см с деревянным молоточком для дегустации.</w:t>
+        <w:t>Пластинка Ø12 см на подложке 14 см в коробке 17,5 × 17,5 × 9 см с деревянным молоточком для дегустации.</w:t>
       </w:r>
     </w:p>
     <w:sectPr>
       <w:footerReference w:type="default" r:id="rId9"/>
       <w:pgSz w:w="11906" w:h="16838"/>
-      <w:pgMar w:top="1134" w:right="850" w:bottom="1134" w:left="1701" w:header="567" w:footer="567" w:gutter="0"/>
-      <w:pgNumType w:start="1"/>
+      <w:pgMar w:top="1134" w:right="850" w:bottom="1134" w:left="1701" w:header="709" w:footer="567" w:gutter="0"/>
+      <w:pgNumType/>
       <w:cols w:space="720"/>
       <w:docGrid w:linePitch="360"/>
     </w:sectPr>
@@ -1036,20 +1026,16 @@
   <w:p>
     <w:pPr>
       <w:pStyle w:val="Footer"/>
+      <w:spacing w:line="240" w:lineRule="auto"/>
       <w:ind w:firstLine="0"/>
       <w:jc w:val="center"/>
     </w:pPr>
-    <w:r>
-      <w:rPr>
-        <w:rFonts w:ascii="Times New Roman" w:hAnsi="Times New Roman" w:cs="Times New Roman" w:eastAsia="Times New Roman"/>
-        <w:sz w:val="24"/>
-      </w:rPr>
-    </w:r>
     <w:fldSimple w:instr="PAGE">
       <w:r>
         <w:rPr>
-          <w:rFonts w:ascii="Times New Roman" w:hAnsi="Times New Roman" w:cs="Times New Roman" w:eastAsia="Times New Roman"/>
+          <w:rFonts w:ascii="Times New Roman" w:hAnsi="Times New Roman" w:cs="Times New Roman"/>
           <w:sz w:val="24"/>
+          <w:szCs w:val="24"/>
         </w:rPr>
         <w:t>2</w:t>
       </w:r>
@@ -1231,6 +1217,40 @@
       </w:rPr>
     </w:lvl>
   </w:abstractNum>
+  <w:abstractNum w:abstractNumId="90">
+    <w:multiLevelType w:val="singleLevel"/>
+    <w:lvl w:ilvl="0">
+      <w:start w:val="1"/>
+      <w:numFmt w:val="bullet"/>
+      <w:lvlText w:val="–"/>
+      <w:lvlJc w:val="left"/>
+      <w:pPr>
+        <w:ind w:left="1134" w:hanging="425"/>
+      </w:pPr>
+      <w:rPr>
+        <w:rFonts w:ascii="Times New Roman" w:hAnsi="Times New Roman" w:cs="Times New Roman"/>
+        <w:sz w:val="24"/>
+        <w:szCs w:val="24"/>
+      </w:rPr>
+    </w:lvl>
+  </w:abstractNum>
+  <w:abstractNum w:abstractNumId="91">
+    <w:multiLevelType w:val="singleLevel"/>
+    <w:lvl w:ilvl="0">
+      <w:start w:val="1"/>
+      <w:numFmt w:val="decimal"/>
+      <w:lvlText w:val="%1)"/>
+      <w:lvlJc w:val="left"/>
+      <w:pPr>
+        <w:ind w:left="1134" w:hanging="425"/>
+      </w:pPr>
+      <w:rPr>
+        <w:rFonts w:ascii="Times New Roman" w:hAnsi="Times New Roman" w:cs="Times New Roman"/>
+        <w:sz w:val="24"/>
+        <w:szCs w:val="24"/>
+      </w:rPr>
+    </w:lvl>
+  </w:abstractNum>
   <w:num w:numId="1">
     <w:abstractNumId w:val="8"/>
   </w:num>
@@ -1258,6 +1278,9 @@
   <w:num w:numId="9">
     <w:abstractNumId w:val="0"/>
   </w:num>
+  <w:num w:numId="101">
+    <w:abstractNumId w:val="90"/>
+  </w:num>
 </w:numbering>
 </file>
 
@@ -1266,15 +1289,15 @@
   <w:docDefaults>
     <w:rPrDefault>
       <w:rPr>
-        <w:rFonts w:ascii="Times New Roman" w:hAnsi="Times New Roman" w:cs="Times New Roman" w:eastAsia="Times New Roman"/>
-        <w:sz w:val="28"/>
-        <w:szCs w:val="28"/>
-        <w:lang w:val="en-US" w:eastAsia="en-US" w:bidi="ar-SA"/>
+        <w:rFonts w:ascii="Times New Roman" w:hAnsi="Times New Roman" w:eastAsia="Times New Roman" w:cs="Times New Roman"/>
+        <w:sz w:val="24"/>
+        <w:szCs w:val="24"/>
+        <w:lang w:val="ru-RU" w:eastAsia="ru-RU" w:bidi="ar-SA"/>
       </w:rPr>
     </w:rPrDefault>
     <w:pPrDefault>
       <w:pPr>
-        <w:spacing w:after="200" w:line="276" w:lineRule="auto"/>
+        <w:spacing w:after="0" w:line="360" w:lineRule="auto"/>
       </w:pPr>
     </w:pPrDefault>
   </w:docDefaults>
@@ -1422,13 +1445,17 @@
     <w:qFormat/>
     <w:rsid w:val="00FC693F"/>
     <w:pPr>
-      <w:spacing w:lineRule="auto" w:line="360" w:after="0" w:before="0"/>
+      <w:widowControl/>
+      <w:spacing w:before="0" w:after="0" w:lineRule="auto" w:line="360"/>
       <w:ind w:firstLine="709"/>
       <w:jc w:val="both"/>
     </w:pPr>
     <w:rPr>
-      <w:rFonts w:ascii="Times New Roman" w:hAnsi="Times New Roman" w:cs="Times New Roman" w:eastAsia="Times New Roman"/>
-      <w:sz w:val="28"/>
+      <w:rFonts w:ascii="Times New Roman" w:hAnsi="Times New Roman" w:eastAsia="Times New Roman" w:cs="Times New Roman"/>
+      <w:i w:val="0"/>
+      <w:color w:val="000000"/>
+      <w:sz w:val="24"/>
+      <w:szCs w:val="24"/>
     </w:rPr>
   </w:style>
   <w:style w:type="paragraph" w:styleId="Header">
@@ -1485,17 +1512,19 @@
     <w:rsid w:val="00FC693F"/>
     <w:pPr>
       <w:keepNext/>
-      <w:keepLines/>
-      <w:spacing w:before="480" w:after="0"/>
+      <w:spacing w:before="360" w:after="240" w:lineRule="auto" w:line="360"/>
+      <w:ind w:firstLine="0" w:left="0"/>
+      <w:jc w:val="center"/>
       <w:outlineLvl w:val="0"/>
     </w:pPr>
     <w:rPr>
-      <w:rFonts w:asciiTheme="majorHAnsi" w:eastAsiaTheme="majorEastAsia" w:hAnsiTheme="majorHAnsi" w:cstheme="majorBidi"/>
+      <w:rFonts w:ascii="Times New Roman" w:hAnsi="Times New Roman" w:eastAsia="Times New Roman" w:cs="Times New Roman"/>
       <w:b/>
       <w:bCs/>
-      <w:color w:val="365F91" w:themeColor="accent1" w:themeShade="BF"/>
-      <w:sz w:val="28"/>
-      <w:szCs w:val="28"/>
+      <w:i w:val="0"/>
+      <w:color w:val="000000"/>
+      <w:sz w:val="24"/>
+      <w:szCs w:val="24"/>
     </w:rPr>
   </w:style>
   <w:style w:type="paragraph" w:styleId="Heading2">
@@ -1509,17 +1538,19 @@
     <w:rsid w:val="00FC693F"/>
     <w:pPr>
       <w:keepNext/>
-      <w:keepLines/>
-      <w:spacing w:before="200" w:after="0"/>
+      <w:spacing w:before="240" w:after="120" w:lineRule="auto" w:line="360"/>
+      <w:ind w:firstLine="0" w:left="0"/>
+      <w:jc w:val="center"/>
       <w:outlineLvl w:val="1"/>
     </w:pPr>
     <w:rPr>
-      <w:rFonts w:asciiTheme="majorHAnsi" w:eastAsiaTheme="majorEastAsia" w:hAnsiTheme="majorHAnsi" w:cstheme="majorBidi"/>
+      <w:rFonts w:ascii="Times New Roman" w:hAnsi="Times New Roman" w:eastAsia="Times New Roman" w:cs="Times New Roman"/>
       <w:b/>
       <w:bCs/>
-      <w:color w:val="4F81BD" w:themeColor="accent1"/>
-      <w:sz w:val="26"/>
-      <w:szCs w:val="26"/>
+      <w:i w:val="0"/>
+      <w:color w:val="000000"/>
+      <w:sz w:val="24"/>
+      <w:szCs w:val="24"/>
     </w:rPr>
   </w:style>
   <w:style w:type="paragraph" w:styleId="Heading3">
@@ -1533,15 +1564,19 @@
     <w:rsid w:val="00FC693F"/>
     <w:pPr>
       <w:keepNext/>
-      <w:keepLines/>
-      <w:spacing w:before="200" w:after="0"/>
+      <w:spacing w:before="120" w:after="60" w:lineRule="auto" w:line="360"/>
+      <w:ind w:firstLine="709" w:left="0"/>
+      <w:jc w:val="both"/>
       <w:outlineLvl w:val="2"/>
     </w:pPr>
     <w:rPr>
-      <w:rFonts w:asciiTheme="majorHAnsi" w:eastAsiaTheme="majorEastAsia" w:hAnsiTheme="majorHAnsi" w:cstheme="majorBidi"/>
+      <w:rFonts w:ascii="Times New Roman" w:hAnsi="Times New Roman" w:eastAsia="Times New Roman" w:cs="Times New Roman"/>
       <w:b/>
       <w:bCs/>
-      <w:color w:val="4F81BD" w:themeColor="accent1"/>
+      <w:i w:val="0"/>
+      <w:color w:val="000000"/>
+      <w:sz w:val="24"/>
+      <w:szCs w:val="24"/>
     </w:rPr>
   </w:style>
   <w:style w:type="paragraph" w:styleId="Heading4">
@@ -1847,10 +1882,7 @@
     <w:uiPriority w:val="34"/>
     <w:qFormat/>
     <w:rsid w:val="00FC693F"/>
-    <w:pPr>
-      <w:ind w:left="720"/>
-      <w:contextualSpacing/>
-    </w:pPr>
+    <w:pPr/>
   </w:style>
   <w:style w:type="paragraph" w:styleId="BodyText">
     <w:name w:val="Body Text"/>
